--- a/docs/example-document.docx
+++ b/docs/example-document.docx
@@ -31,7 +31,7 @@
         <w:pStyle w:val="Date"/>
       </w:pPr>
       <w:r>
-        <w:t xml:space="preserve">2026-06-04</w:t>
+        <w:t xml:space="preserve">2026-06-06</w:t>
       </w:r>
     </w:p>
     <w:sdt>

--- a/docs/example-document.docx
+++ b/docs/example-document.docx
@@ -31,7 +31,7 @@
         <w:pStyle w:val="Date"/>
       </w:pPr>
       <w:r>
-        <w:t xml:space="preserve">2026-06-06</w:t>
+        <w:t xml:space="preserve">2026-06-07</w:t>
       </w:r>
     </w:p>
     <w:sdt>

--- a/docs/example-document.docx
+++ b/docs/example-document.docx
@@ -31,7 +31,7 @@
         <w:pStyle w:val="Date"/>
       </w:pPr>
       <w:r>
-        <w:t xml:space="preserve">2026-06-07</w:t>
+        <w:t xml:space="preserve">2026-06-09</w:t>
       </w:r>
     </w:p>
     <w:sdt>

--- a/docs/example-document.docx
+++ b/docs/example-document.docx
@@ -31,7 +31,7 @@
         <w:pStyle w:val="Date"/>
       </w:pPr>
       <w:r>
-        <w:t xml:space="preserve">2026-06-09</w:t>
+        <w:t xml:space="preserve">2026-06-24</w:t>
       </w:r>
     </w:p>
     <w:sdt>

--- a/docs/example-document.docx
+++ b/docs/example-document.docx
@@ -31,7 +31,7 @@
         <w:pStyle w:val="Date"/>
       </w:pPr>
       <w:r>
-        <w:t xml:space="preserve">2026-06-24</w:t>
+        <w:t xml:space="preserve">2026-07-31</w:t>
       </w:r>
     </w:p>
     <w:sdt>
